--- a/交付成果/第三轮修订版/第三轮4周版/读书会08_四圣谛（一）——苦与集_4周资料包（第三版修订）/Word版/第3周_集圣谛·渴爱与十组生起处所_学员版.docx
+++ b/交付成果/第三轮修订版/第三轮4周版/读书会08_四圣谛（一）——苦与集_4周资料包（第三版修订）/Word版/第3周_集圣谛·渴爱与十组生起处所_学员版.docx
@@ -2856,7 +2856,7 @@
                 <w:color w:val="333333"/>
                 <w:sz w:val="22"/>
               </w:rPr>
-              <w:t>（编者注：本段在音声中承接“五种苦因”之讲——五种苦因正文属第7周内容，此处从略——本周按“临终与轮回的警示”取用：临终时业成熟导致结生，乃至连与观智相应的行舍智也会导致再生，故轮回未断。经名与部集名转写失真，按帕奥西亚多系统常用译名整理为《闻随行经》，原转写存疑处以整理注记标明。）</w:t>
+              <w:t>（编者注：本段在音声中承接“五种苦因”之讲——五种苦因正文属第7周内容，此处从略——本周按“临终与轮回的警示”取用：临终时业成熟导致结生，乃至连与观智相应的行舍智也会导致再生，故轮回未断。经名与部集名转写失真，按帕奥西亚多系统常用译名整理为《闻随行经》（部集名＝《增支部·四法集》），原转写存疑处以整理注记标明。）</w:t>
             </w:r>
           </w:p>
         </w:tc>
@@ -2904,7 +2904,7 @@
                 <w:color w:val="333333"/>
                 <w:sz w:val="22"/>
               </w:rPr>
-              <w:t>[00:49:27.000] （行舍智）也会导致这个结生啊。那（结）生以后会产生什么样的情况呢？佛陀在（圣典中）……（注：部集名转写失真，存疑）里面的一部经叫《闻随行经》。它解释了这个（于行舍智阶段而）结生（投生）的人呢，有四类（结果）。那这部经的背景呢，是因为有五百位这个（很）高贵的婆罗门种姓出身的这个年轻人（啊）来出家（作沙马内勒），他们的智慧呢，非常的锐利。他们听完佛陀教法呢，（非常）容易就能够了解（、）通达佛陀的教法。所以，因此呢，他们对佛陀和法呢，（就）经常容易生起不恭敬的心。所以，因此呢，佛陀就为他们开示了这个《闻随行经》。</w:t>
+              <w:t>[00:49:27.000] （行舍智）也会导致这个结生啊。那（结）生以后会产生什么样的情况呢？佛陀在《增支部·四法集》里面的一部经叫《闻随行经》。它解释了这个（于行舍智阶段而）结生（投生）的人呢，有四类（结果）。那这部经的背景呢，是因为有五百位这个（很）高贵的婆罗门种姓出身的这个年轻人（啊）来出家（作比库），他们的智慧呢，非常的锐利。他们听完佛陀教法呢，（非常）容易就能够了解（、）通达佛陀的教法。所以，因此呢，他们对佛陀和法呢，（就）经常容易生起不恭敬的心。所以，因此呢，佛陀就为他们开示了这个《闻随行经》。</w:t>
             </w:r>
           </w:p>
         </w:tc>

--- a/交付成果/第三轮修订版/第三轮4周版/读书会08_四圣谛（一）——苦与集_4周资料包（第三版修订）/Word版/第3周_集圣谛·渴爱与十组生起处所_学员版.docx
+++ b/交付成果/第三轮修订版/第三轮4周版/读书会08_四圣谛（一）——苦与集_4周资料包（第三版修订）/Word版/第3周_集圣谛·渴爱与十组生起处所_学员版.docx
@@ -3096,7 +3096,7 @@
                 <w:color w:val="333333"/>
                 <w:sz w:val="22"/>
               </w:rPr>
-              <w:t>[00:52:09.705] （还）有（第四种）。那或许呢，他没有机会听闻比库或者（天神）说法，但是他很可能遇见他过去生一起修行、而比他先投生到天界的（禅修）同伴。那这些天神会提醒他说：哦，朋友，你要回忆起我们过去生在人间做比库的时候所修行的佛法。那个时候他立刻就能够啊回忆起来，并且观照诸行法无常（、）苦（、无）我的本质，然后迅速地证悟涅槃。（注：转写此处“这是第四种人”“有第三种”次序错乱，已按内容次第整理。）所以呢，在这部经里面呢，我们可以知道行舍智呢，也能够造成来世的（这个）结生呢啊。那如果我们修行观察到达行舍智的阶段，那（就）可以啊，有可能呢啊，得到来世的这些善果啊。</w:t>
+              <w:t>[00:52:09.705] （还）有（第四种）。那或许呢，他没有机会听闻比库或者（天神）说法，但是他很可能遇见他过去生一起修行、而比他先投生到天界的（禅修）同伴。那这些天神会提醒他说：哦，朋友，你要回忆起我们过去生在人间做比库的时候所修行的佛法。那个时候他立刻就能够啊回忆起来，并且观照诸行法无常（、）苦（、无）我的本质，然后迅速地证悟涅槃。所以呢，在这部经里面呢，我们可以知道行舍智呢，也能够造成来世的（这个）结生呢啊。那如果我们修行观察到达行舍智的阶段，那（就）可以啊，有可能呢啊，得到来世的这些善果啊。</w:t>
             </w:r>
           </w:p>
         </w:tc>
